--- a/documents/templates/2_sale(Договор комиссии).docx
+++ b/documents/templates/2_sale(Договор комиссии).docx
@@ -9547,7 +9547,6 @@
           <w:bCs/>
           <w:sz w:val="18"/>
           <w:szCs w:val="18"/>
-          <w:lang w:val="en-US"/>
         </w:rPr>
       </w:pPr>
       <w:r>
@@ -10469,6 +10468,36 @@
           <w:lang w:val="en-US"/>
         </w:rPr>
         <w:t>:</w:t>
+      </w:r>
+    </w:p>
+    <w:p>
+      <w:pPr>
+        <w:spacing w:line="23" w:lineRule="atLeast"/>
+        <w:ind w:firstLine="708"/>
+        <w:rPr>
+          <w:bCs/>
+          <w:sz w:val="18"/>
+          <w:szCs w:val="18"/>
+        </w:rPr>
+      </w:pPr>
+    </w:p>
+    <w:p>
+      <w:pPr>
+        <w:spacing w:line="23" w:lineRule="atLeast"/>
+        <w:ind w:firstLine="708"/>
+        <w:rPr>
+          <w:bCs/>
+          <w:sz w:val="18"/>
+          <w:szCs w:val="18"/>
+        </w:rPr>
+      </w:pPr>
+      <w:r>
+        <w:rPr>
+          <w:bCs/>
+          <w:sz w:val="18"/>
+          <w:szCs w:val="18"/>
+        </w:rPr>
+        <w:t>Комитент передал, а Комиссионер принял следующее транспортное средство:</w:t>
       </w:r>
     </w:p>
     <w:tbl>
@@ -15726,7 +15755,6 @@
   <w:style w:type="character" w:default="1" w:styleId="a0">
     <w:name w:val="Default Paragraph Font"/>
     <w:uiPriority w:val="1"/>
-    <w:semiHidden/>
     <w:unhideWhenUsed/>
   </w:style>
   <w:style w:type="table" w:default="1" w:styleId="a1">
